--- a/kcylog/kcylog-ui/public/log_word.docx
+++ b/kcylog/kcylog-ui/public/log_word.docx
@@ -877,6 +877,39 @@
               </w:rPr>
               <w:t>）</w:t>
             </w:r>
+            <w:r>
+              <w:rPr>
+                <w:rFonts w:hint="eastAsia" w:ascii="仿宋" w:hAnsi="仿宋" w:eastAsia="仿宋" w:cs="仿宋"/>
+                <w:color w:val="FF0000"/>
+                <w:kern w:val="0"/>
+                <w:sz w:val="21"/>
+                <w:szCs w:val="21"/>
+                <w:lang w:eastAsia="zh-CN"/>
+              </w:rPr>
+              <w:t>（</w:t>
+            </w:r>
+            <w:r>
+              <w:rPr>
+                <w:rFonts w:hint="eastAsia" w:ascii="仿宋" w:hAnsi="仿宋" w:eastAsia="仿宋" w:cs="仿宋"/>
+                <w:color w:val="FF0000"/>
+                <w:kern w:val="0"/>
+                <w:sz w:val="21"/>
+                <w:szCs w:val="21"/>
+                <w:lang w:val="en-US" w:eastAsia="zh-CN"/>
+              </w:rPr>
+              <w:t>最低115，最高460</w:t>
+            </w:r>
+            <w:r>
+              <w:rPr>
+                <w:rFonts w:hint="eastAsia" w:ascii="仿宋" w:hAnsi="仿宋" w:eastAsia="仿宋" w:cs="仿宋"/>
+                <w:color w:val="FF0000"/>
+                <w:kern w:val="0"/>
+                <w:sz w:val="21"/>
+                <w:szCs w:val="21"/>
+                <w:lang w:eastAsia="zh-CN"/>
+              </w:rPr>
+              <w:t>）</w:t>
+            </w:r>
           </w:p>
         </w:tc>
         <w:tc>
@@ -1101,6 +1134,39 @@
               </w:rPr>
               <w:t>）</w:t>
             </w:r>
+            <w:r>
+              <w:rPr>
+                <w:rFonts w:hint="eastAsia" w:ascii="仿宋" w:hAnsi="仿宋" w:eastAsia="仿宋" w:cs="仿宋"/>
+                <w:color w:val="FF0000"/>
+                <w:kern w:val="0"/>
+                <w:sz w:val="21"/>
+                <w:szCs w:val="21"/>
+                <w:lang w:eastAsia="zh-CN"/>
+              </w:rPr>
+              <w:t>（</w:t>
+            </w:r>
+            <w:r>
+              <w:rPr>
+                <w:rFonts w:hint="eastAsia" w:ascii="仿宋" w:hAnsi="仿宋" w:eastAsia="仿宋" w:cs="仿宋"/>
+                <w:color w:val="FF0000"/>
+                <w:kern w:val="0"/>
+                <w:sz w:val="21"/>
+                <w:szCs w:val="21"/>
+                <w:lang w:val="en-US" w:eastAsia="zh-CN"/>
+              </w:rPr>
+              <w:t>最低115，最高460</w:t>
+            </w:r>
+            <w:r>
+              <w:rPr>
+                <w:rFonts w:hint="eastAsia" w:ascii="仿宋" w:hAnsi="仿宋" w:eastAsia="仿宋" w:cs="仿宋"/>
+                <w:color w:val="FF0000"/>
+                <w:kern w:val="0"/>
+                <w:sz w:val="21"/>
+                <w:szCs w:val="21"/>
+                <w:lang w:eastAsia="zh-CN"/>
+              </w:rPr>
+              <w:t>）</w:t>
+            </w:r>
           </w:p>
         </w:tc>
         <w:tc>
@@ -9441,25 +9507,7 @@
                   </w14:solidFill>
                 </w14:textFill>
               </w:rPr>
-              <w:t>{type3</w:t>
-            </w:r>
-            <w:bookmarkStart w:id="0" w:name="_GoBack"/>
-            <w:bookmarkEnd w:id="0"/>
-            <w:r>
-              <w:rPr>
-                <w:rFonts w:hint="default" w:ascii="仿宋" w:hAnsi="仿宋" w:eastAsia="仿宋" w:cs="仿宋"/>
-                <w:color w:val="000000" w:themeColor="text1"/>
-                <w:kern w:val="0"/>
-                <w:sz w:val="21"/>
-                <w:szCs w:val="21"/>
-                <w:lang w:val="en-US" w:eastAsia="zh-CN"/>
-                <w14:textFill>
-                  <w14:solidFill>
-                    <w14:schemeClr w14:val="tx1"/>
-                  </w14:solidFill>
-                </w14:textFill>
-              </w:rPr>
-              <w:t>9_jr}</w:t>
+              <w:t>{type39_jr}</w:t>
             </w:r>
           </w:p>
         </w:tc>
@@ -12599,13 +12647,61 @@
                 <w:kern w:val="0"/>
                 <w:sz w:val="21"/>
                 <w:szCs w:val="21"/>
-                <w14:textFill>
-                  <w14:solidFill>
-                    <w14:schemeClr w14:val="tx1"/>
-                  </w14:solidFill>
-                </w14:textFill>
-              </w:rPr>
-              <w:t>5%</w:t>
+                <w:lang w:val="en-US" w:eastAsia="zh-CN"/>
+                <w14:textFill>
+                  <w14:solidFill>
+                    <w14:schemeClr w14:val="tx1"/>
+                  </w14:solidFill>
+                </w14:textFill>
+              </w:rPr>
+              <w:t>一检1</w:t>
+            </w:r>
+            <w:r>
+              <w:rPr>
+                <w:rFonts w:hint="eastAsia" w:ascii="仿宋" w:hAnsi="仿宋" w:eastAsia="仿宋" w:cs="仿宋"/>
+                <w:color w:val="000000" w:themeColor="text1"/>
+                <w:kern w:val="0"/>
+                <w:sz w:val="21"/>
+                <w:szCs w:val="21"/>
+                <w14:textFill>
+                  <w14:solidFill>
+                    <w14:schemeClr w14:val="tx1"/>
+                  </w14:solidFill>
+                </w14:textFill>
+              </w:rPr>
+              <w:t>%</w:t>
+            </w:r>
+            <w:r>
+              <w:rPr>
+                <w:rFonts w:hint="eastAsia" w:ascii="仿宋" w:hAnsi="仿宋" w:eastAsia="仿宋" w:cs="仿宋"/>
+                <w:color w:val="000000" w:themeColor="text1"/>
+                <w:kern w:val="0"/>
+                <w:sz w:val="21"/>
+                <w:szCs w:val="21"/>
+                <w:lang w:eastAsia="zh-CN"/>
+                <w14:textFill>
+                  <w14:solidFill>
+                    <w14:schemeClr w14:val="tx1"/>
+                  </w14:solidFill>
+                </w14:textFill>
+              </w:rPr>
+              <w:t>，</w:t>
+            </w:r>
+            <w:r>
+              <w:rPr>
+                <w:rFonts w:hint="eastAsia" w:ascii="仿宋" w:hAnsi="仿宋" w:eastAsia="仿宋" w:cs="仿宋"/>
+                <w:color w:val="000000" w:themeColor="text1"/>
+                <w:kern w:val="0"/>
+                <w:sz w:val="21"/>
+                <w:szCs w:val="21"/>
+                <w:lang w:val="en-US" w:eastAsia="zh-CN"/>
+                <w14:textFill>
+                  <w14:solidFill>
+                    <w14:schemeClr w14:val="tx1"/>
+                  </w14:solidFill>
+                </w14:textFill>
+              </w:rPr>
+              <w:t>二检2%</w:t>
             </w:r>
           </w:p>
         </w:tc>
@@ -13526,8 +13622,10 @@
                   </w14:solidFill>
                 </w14:textFill>
               </w:rPr>
-              <w:t>5</w:t>
-            </w:r>
+              <w:t>6</w:t>
+            </w:r>
+            <w:bookmarkStart w:id="0" w:name="_GoBack"/>
+            <w:bookmarkEnd w:id="0"/>
             <w:r>
               <w:rPr>
                 <w:rFonts w:hint="eastAsia" w:ascii="仿宋" w:hAnsi="仿宋" w:eastAsia="仿宋" w:cs="仿宋"/>
